--- a/S07/Lecture-Notes-S07.docx
+++ b/S07/Lecture-Notes-S07.docx
@@ -2,7 +2,7 @@
 <file path=word/document.xml><?xml version="1.0" encoding="utf-8"?>
 <w:document xmlns:w="http://schemas.openxmlformats.org/wordprocessingml/2006/main" xmlns:m="http://schemas.openxmlformats.org/officeDocument/2006/math" xmlns:r="http://schemas.openxmlformats.org/officeDocument/2006/relationships" xmlns:o="urn:schemas-microsoft-com:office:office" xmlns:v="urn:schemas-microsoft-com:vml" xmlns:w10="urn:schemas-microsoft-com:office:word" xmlns:a="http://schemas.openxmlformats.org/drawingml/2006/main" xmlns:pic="http://schemas.openxmlformats.org/drawingml/2006/picture" xmlns:wp="http://schemas.openxmlformats.org/drawingml/2006/wordprocessingDrawing">
   <w:body>
-    <w:bookmarkStart w:id="11" w:name="X188acd2f4b78d282ef6abf4802f11dfc40e2472"/>
+    <w:bookmarkStart w:id="12" w:name="X188acd2f4b78d282ef6abf4802f11dfc40e2472"/>
     <w:p>
       <w:pPr>
         <w:pStyle w:val="Heading1"/>
@@ -42,7 +42,21 @@
         <w:t xml:space="preserve"> </w:t>
       </w:r>
       <w:r>
-        <w:t xml:space="preserve">Nguyễn An Khương (Khoa Khoa học &amp; Kỹ thuật Máy tính, Trường ĐHBK Tp. HCM)</w:t>
+        <w:t xml:space="preserve">Nguyễn An Khương (Khoa Khoa học &amp; Kỹ thuật Máy tính, Trường ĐHBK Tp. HCM ·</w:t>
+      </w:r>
+      <w:r>
+        <w:t xml:space="preserve"> </w:t>
+      </w:r>
+      <w:hyperlink r:id="rId9">
+        <w:r>
+          <w:rPr>
+            <w:rStyle w:val="Hyperlink"/>
+          </w:rPr>
+          <w:t xml:space="preserve">ORCID: 0000-0002-9910-6387</w:t>
+        </w:r>
+      </w:hyperlink>
+      <w:r>
+        <w:t xml:space="preserve">)</w:t>
       </w:r>
       <w:r>
         <w:br/>
@@ -68,7 +82,7 @@
         </w:pict>
       </w:r>
     </w:p>
-    <w:bookmarkStart w:id="9" w:name="X67af203bc1000a557a189ca2bb5da4de05abe19"/>
+    <w:bookmarkStart w:id="10" w:name="X67af203bc1000a557a189ca2bb5da4de05abe19"/>
     <w:p>
       <w:pPr>
         <w:pStyle w:val="Heading2"/>
@@ -122,8 +136,8 @@
         </w:pict>
       </w:r>
     </w:p>
-    <w:bookmarkEnd w:id="9"/>
-    <w:bookmarkStart w:id="10" w:name="X51378206bdf6b7774087e25abe3bfed81cf99de"/>
+    <w:bookmarkEnd w:id="10"/>
+    <w:bookmarkStart w:id="11" w:name="X51378206bdf6b7774087e25abe3bfed81cf99de"/>
     <w:p>
       <w:pPr>
         <w:pStyle w:val="Heading2"/>
@@ -243,8 +257,8 @@
         <w:t xml:space="preserve">Báo cáo mạch lạc, có trích dẫn tài liệu tham khảo chính thống, không sử dụng biệt ngữ phi học thuật.</w:t>
       </w:r>
     </w:p>
-    <w:bookmarkEnd w:id="10"/>
     <w:bookmarkEnd w:id="11"/>
+    <w:bookmarkEnd w:id="12"/>
     <w:sectPr>
       <w:footnotePr>
         <w:numRestart w:val="eachSect"/>
